--- a/doc1_stack_checklists.docx
+++ b/doc1_stack_checklists.docx
@@ -66,7 +66,16 @@
           <w:sz w:val="22"/>
           <w:szCs w:val="22"/>
         </w:rPr>
-        <w:t xml:space="preserve">25 de março de 2026</w:t>
+        <w:t>26 de março de 2026</w:t>
+      </w:r>
+      <w:r>
+        <w:rPr>
+          <w:i/>
+          <w:color w:val="228B22"/>
+          <w:sz w:val="16"/>
+        </w:rPr>
+        <w:br/>
+        <w:t>[ATUALIZADO COM IMPLEMENTAÇÕES DE 26/03]</w:t>
       </w:r>
     </w:p>
     <w:p>
